--- a/crates/unluminous-word/tests/fixtures/revisions.docx
+++ b/crates/unluminous-word/tests/fixtures/revisions.docx
@@ -6,7 +6,7 @@
       <w:r>
         <w:t>This sentence will receive an insertion at the marker: HERE</w:t>
       </w:r>
-      <w:ins w:id="0" w:author="Jason McAffee" w:date="2026-10-23T16:50:00Z" w16du:dateUtc="2026-10-23T22:50:00Z">
+      <w:ins w:id="0" w:author="Oracle" w:date="2026-10-23T17:01:00Z" w16du:dateUtc="2026-10-23T23:01:00Z">
         <w:r>
           <w:t xml:space="preserve"> [inserted words]</w:t>
         </w:r>
@@ -19,7 +19,7 @@
       <w:r>
         <w:t xml:space="preserve">This sentence has </w:t>
       </w:r>
-      <w:del w:id="1" w:author="Jason McAffee" w:date="2026-10-23T16:50:00Z" w16du:dateUtc="2026-10-23T22:50:00Z">
+      <w:del w:id="1" w:author="Oracle" w:date="2026-10-23T17:01:00Z" w16du:dateUtc="2026-10-23T23:01:00Z">
         <w:r>
           <w:delText xml:space="preserve">some words that will be deleted </w:delText>
         </w:r>
@@ -35,7 +35,7 @@
       <w:r>
         <w:rPr>
           <w:b/>
-          <w:rPrChange w:id="2" w:author="Jason McAffee" w:date="2026-10-23T16:50:00Z" w16du:dateUtc="2026-10-23T22:50:00Z">
+          <w:rPrChange w:id="2" w:author="Oracle" w:date="2026-10-23T17:01:00Z" w16du:dateUtc="2026-10-23T23:01:00Z">
             <w:rPr/>
           </w:rPrChange>
         </w:rPr>
@@ -57,8 +57,8 @@
 
 <file path=word/people.xml><?xml version="1.0" encoding="utf-8"?>
 <w15:people xmlns:wpc="http://schemas.microsoft.com/office/word/2010/wordprocessingCanvas" xmlns:cx="http://schemas.microsoft.com/office/drawing/2014/chartex" xmlns:cx1="http://schemas.microsoft.com/office/drawing/2015/9/8/chartex" xmlns:cx2="http://schemas.microsoft.com/office/drawing/2015/10/21/chartex" xmlns:cx3="http://schemas.microsoft.com/office/drawing/2016/5/9/chartex" xmlns:cx4="http://schemas.microsoft.com/office/drawing/2016/5/10/chartex" xmlns:cx5="http://schemas.microsoft.com/office/drawing/2016/5/11/chartex" xmlns:cx6="http://schemas.microsoft.com/office/drawing/2016/5/12/chartex" xmlns:cx7="http://schemas.microsoft.com/office/drawing/2016/5/13/chartex" xmlns:cx8="http://schemas.microsoft.com/office/drawing/2016/5/14/chartex" xmlns:mc="http://schemas.openxmlformats.org/markup-compatibility/2006" xmlns:aink="http://schemas.microsoft.com/office/drawing/2016/ink" xmlns:am3d="http://schemas.microsoft.com/office/drawing/2017/model3d" xmlns:o="urn:schemas-microsoft-com:office:office" xmlns:oel="http://schemas.microsoft.com/office/2019/extlst" xmlns:r="http://schemas.openxmlformats.org/officeDocument/2006/relationships" xmlns:m="http://schemas.openxmlformats.org/officeDocument/2006/math" xmlns:v="urn:schemas-microsoft-com:vml" xmlns:wp14="http://schemas.microsoft.com/office/word/2010/wordprocessingDrawing" xmlns:wp="http://schemas.openxmlformats.org/drawingml/2006/wordprocessingDrawing" xmlns:w10="urn:schemas-microsoft-com:office:word" xmlns:w="http://schemas.openxmlformats.org/wordprocessingml/2006/main" xmlns:w14="http://schemas.microsoft.com/office/word/2010/wordml" xmlns:w15="http://schemas.microsoft.com/office/word/2012/wordml" xmlns:w16cex="http://schemas.microsoft.com/office/word/2018/wordml/cex" xmlns:w16cid="http://schemas.microsoft.com/office/word/2016/wordml/cid" xmlns:w16="http://schemas.microsoft.com/office/word/2018/wordml" xmlns:w16du="http://schemas.microsoft.com/office/word/2023/wordml/word16du" xmlns:w16sdtdh="http://schemas.microsoft.com/office/word/2020/wordml/sdtdatahash" xmlns:w16sdtfl="http://schemas.microsoft.com/office/word/2024/wordml/sdtformatlock" xmlns:w16se="http://schemas.microsoft.com/office/word/2015/wordml/symex" xmlns:wpg="http://schemas.microsoft.com/office/word/2010/wordprocessingGroup" xmlns:wpi="http://schemas.microsoft.com/office/word/2010/wordprocessingInk" xmlns:wne="http://schemas.microsoft.com/office/word/2006/wordml" xmlns:wps="http://schemas.microsoft.com/office/word/2010/wordprocessingShape" mc:Ignorable="w14 w15 w16se w16cid w16 w16cex w16sdtdh w16sdtfl w16du wp14">
-  <w15:person w15:author="Jason McAffee">
-    <w15:presenceInfo w15:providerId="Windows Live" w15:userId="1c91cd66ecc6bf30"/>
+  <w15:person w15:author="Oracle">
+    <w15:presenceInfo w15:providerId="None" w15:userId="Oracle"/>
   </w15:person>
 </w15:people>
 </file>
@@ -471,7 +471,7 @@
     <w:link w:val="Heading1Char"/>
     <w:uiPriority w:val="9"/>
     <w:qFormat/>
-    <w:rsid w:val="007D5E55"/>
+    <w:rsid w:val="005962BB"/>
     <w:pPr>
       <w:keepNext/>
       <w:keepLines/>
@@ -494,7 +494,7 @@
     <w:semiHidden/>
     <w:unhideWhenUsed/>
     <w:qFormat/>
-    <w:rsid w:val="007D5E55"/>
+    <w:rsid w:val="005962BB"/>
     <w:pPr>
       <w:keepNext/>
       <w:keepLines/>
@@ -517,7 +517,7 @@
     <w:semiHidden/>
     <w:unhideWhenUsed/>
     <w:qFormat/>
-    <w:rsid w:val="007D5E55"/>
+    <w:rsid w:val="005962BB"/>
     <w:pPr>
       <w:keepNext/>
       <w:keepLines/>
@@ -540,7 +540,7 @@
     <w:semiHidden/>
     <w:unhideWhenUsed/>
     <w:qFormat/>
-    <w:rsid w:val="007D5E55"/>
+    <w:rsid w:val="005962BB"/>
     <w:pPr>
       <w:keepNext/>
       <w:keepLines/>
@@ -563,7 +563,7 @@
     <w:semiHidden/>
     <w:unhideWhenUsed/>
     <w:qFormat/>
-    <w:rsid w:val="007D5E55"/>
+    <w:rsid w:val="005962BB"/>
     <w:pPr>
       <w:keepNext/>
       <w:keepLines/>
@@ -584,7 +584,7 @@
     <w:semiHidden/>
     <w:unhideWhenUsed/>
     <w:qFormat/>
-    <w:rsid w:val="007D5E55"/>
+    <w:rsid w:val="005962BB"/>
     <w:pPr>
       <w:keepNext/>
       <w:keepLines/>
@@ -607,7 +607,7 @@
     <w:semiHidden/>
     <w:unhideWhenUsed/>
     <w:qFormat/>
-    <w:rsid w:val="007D5E55"/>
+    <w:rsid w:val="005962BB"/>
     <w:pPr>
       <w:keepNext/>
       <w:keepLines/>
@@ -628,7 +628,7 @@
     <w:semiHidden/>
     <w:unhideWhenUsed/>
     <w:qFormat/>
-    <w:rsid w:val="007D5E55"/>
+    <w:rsid w:val="005962BB"/>
     <w:pPr>
       <w:keepNext/>
       <w:keepLines/>
@@ -651,7 +651,7 @@
     <w:semiHidden/>
     <w:unhideWhenUsed/>
     <w:qFormat/>
-    <w:rsid w:val="007D5E55"/>
+    <w:rsid w:val="005962BB"/>
     <w:pPr>
       <w:keepNext/>
       <w:keepLines/>
@@ -694,7 +694,7 @@
     <w:basedOn w:val="DefaultParagraphFont"/>
     <w:link w:val="Heading1"/>
     <w:uiPriority w:val="9"/>
-    <w:rsid w:val="007D5E55"/>
+    <w:rsid w:val="005962BB"/>
     <w:rPr>
       <w:rFonts w:asciiTheme="majorHAnsi" w:eastAsiaTheme="majorEastAsia" w:hAnsiTheme="majorHAnsi" w:cstheme="majorBidi"/>
       <w:color w:val="0F4761" w:themeColor="accent1" w:themeShade="BF"/>
@@ -708,7 +708,7 @@
     <w:link w:val="Heading2"/>
     <w:uiPriority w:val="9"/>
     <w:semiHidden/>
-    <w:rsid w:val="007D5E55"/>
+    <w:rsid w:val="005962BB"/>
     <w:rPr>
       <w:rFonts w:asciiTheme="majorHAnsi" w:eastAsiaTheme="majorEastAsia" w:hAnsiTheme="majorHAnsi" w:cstheme="majorBidi"/>
       <w:color w:val="0F4761" w:themeColor="accent1" w:themeShade="BF"/>
@@ -722,7 +722,7 @@
     <w:link w:val="Heading3"/>
     <w:uiPriority w:val="9"/>
     <w:semiHidden/>
-    <w:rsid w:val="007D5E55"/>
+    <w:rsid w:val="005962BB"/>
     <w:rPr>
       <w:rFonts w:eastAsiaTheme="majorEastAsia" w:cstheme="majorBidi"/>
       <w:color w:val="0F4761" w:themeColor="accent1" w:themeShade="BF"/>
@@ -736,7 +736,7 @@
     <w:link w:val="Heading4"/>
     <w:uiPriority w:val="9"/>
     <w:semiHidden/>
-    <w:rsid w:val="007D5E55"/>
+    <w:rsid w:val="005962BB"/>
     <w:rPr>
       <w:rFonts w:eastAsiaTheme="majorEastAsia" w:cstheme="majorBidi"/>
       <w:i/>
@@ -750,7 +750,7 @@
     <w:link w:val="Heading5"/>
     <w:uiPriority w:val="9"/>
     <w:semiHidden/>
-    <w:rsid w:val="007D5E55"/>
+    <w:rsid w:val="005962BB"/>
     <w:rPr>
       <w:rFonts w:eastAsiaTheme="majorEastAsia" w:cstheme="majorBidi"/>
       <w:color w:val="0F4761" w:themeColor="accent1" w:themeShade="BF"/>
@@ -762,7 +762,7 @@
     <w:link w:val="Heading6"/>
     <w:uiPriority w:val="9"/>
     <w:semiHidden/>
-    <w:rsid w:val="007D5E55"/>
+    <w:rsid w:val="005962BB"/>
     <w:rPr>
       <w:rFonts w:eastAsiaTheme="majorEastAsia" w:cstheme="majorBidi"/>
       <w:i/>
@@ -776,7 +776,7 @@
     <w:link w:val="Heading7"/>
     <w:uiPriority w:val="9"/>
     <w:semiHidden/>
-    <w:rsid w:val="007D5E55"/>
+    <w:rsid w:val="005962BB"/>
     <w:rPr>
       <w:rFonts w:eastAsiaTheme="majorEastAsia" w:cstheme="majorBidi"/>
       <w:color w:val="595959" w:themeColor="text1" w:themeTint="A6"/>
@@ -788,7 +788,7 @@
     <w:link w:val="Heading8"/>
     <w:uiPriority w:val="9"/>
     <w:semiHidden/>
-    <w:rsid w:val="007D5E55"/>
+    <w:rsid w:val="005962BB"/>
     <w:rPr>
       <w:rFonts w:eastAsiaTheme="majorEastAsia" w:cstheme="majorBidi"/>
       <w:i/>
@@ -802,7 +802,7 @@
     <w:link w:val="Heading9"/>
     <w:uiPriority w:val="9"/>
     <w:semiHidden/>
-    <w:rsid w:val="007D5E55"/>
+    <w:rsid w:val="005962BB"/>
     <w:rPr>
       <w:rFonts w:eastAsiaTheme="majorEastAsia" w:cstheme="majorBidi"/>
       <w:color w:val="272727" w:themeColor="text1" w:themeTint="D8"/>
@@ -815,7 +815,7 @@
     <w:link w:val="TitleChar"/>
     <w:uiPriority w:val="10"/>
     <w:qFormat/>
-    <w:rsid w:val="007D5E55"/>
+    <w:rsid w:val="005962BB"/>
     <w:pPr>
       <w:spacing w:after="80" w:line="240" w:lineRule="auto"/>
       <w:contextualSpacing/>
@@ -833,7 +833,7 @@
     <w:basedOn w:val="DefaultParagraphFont"/>
     <w:link w:val="Title"/>
     <w:uiPriority w:val="10"/>
-    <w:rsid w:val="007D5E55"/>
+    <w:rsid w:val="005962BB"/>
     <w:rPr>
       <w:rFonts w:asciiTheme="majorHAnsi" w:eastAsiaTheme="majorEastAsia" w:hAnsiTheme="majorHAnsi" w:cstheme="majorBidi"/>
       <w:spacing w:val="-10"/>
@@ -849,7 +849,7 @@
     <w:link w:val="SubtitleChar"/>
     <w:uiPriority w:val="11"/>
     <w:qFormat/>
-    <w:rsid w:val="007D5E55"/>
+    <w:rsid w:val="005962BB"/>
     <w:pPr>
       <w:numPr>
         <w:ilvl w:val="1"/>
@@ -868,7 +868,7 @@
     <w:basedOn w:val="DefaultParagraphFont"/>
     <w:link w:val="Subtitle"/>
     <w:uiPriority w:val="11"/>
-    <w:rsid w:val="007D5E55"/>
+    <w:rsid w:val="005962BB"/>
     <w:rPr>
       <w:rFonts w:eastAsiaTheme="majorEastAsia" w:cstheme="majorBidi"/>
       <w:color w:val="595959" w:themeColor="text1" w:themeTint="A6"/>
@@ -884,7 +884,7 @@
     <w:link w:val="QuoteChar"/>
     <w:uiPriority w:val="29"/>
     <w:qFormat/>
-    <w:rsid w:val="007D5E55"/>
+    <w:rsid w:val="005962BB"/>
     <w:pPr>
       <w:spacing w:before="160"/>
       <w:jc w:val="center"/>
@@ -900,7 +900,7 @@
     <w:basedOn w:val="DefaultParagraphFont"/>
     <w:link w:val="Quote"/>
     <w:uiPriority w:val="29"/>
-    <w:rsid w:val="007D5E55"/>
+    <w:rsid w:val="005962BB"/>
     <w:rPr>
       <w:i/>
       <w:iCs/>
@@ -912,7 +912,7 @@
     <w:basedOn w:val="Normal"/>
     <w:uiPriority w:val="34"/>
     <w:qFormat/>
-    <w:rsid w:val="007D5E55"/>
+    <w:rsid w:val="005962BB"/>
     <w:pPr>
       <w:ind w:left="720"/>
       <w:contextualSpacing/>
@@ -923,7 +923,7 @@
     <w:basedOn w:val="DefaultParagraphFont"/>
     <w:uiPriority w:val="21"/>
     <w:qFormat/>
-    <w:rsid w:val="007D5E55"/>
+    <w:rsid w:val="005962BB"/>
     <w:rPr>
       <w:i/>
       <w:iCs/>
@@ -937,7 +937,7 @@
     <w:link w:val="IntenseQuoteChar"/>
     <w:uiPriority w:val="30"/>
     <w:qFormat/>
-    <w:rsid w:val="007D5E55"/>
+    <w:rsid w:val="005962BB"/>
     <w:pPr>
       <w:pBdr>
         <w:top w:val="single" w:sz="4" w:space="10" w:color="0F4761" w:themeColor="accent1" w:themeShade="BF"/>
@@ -958,7 +958,7 @@
     <w:basedOn w:val="DefaultParagraphFont"/>
     <w:link w:val="IntenseQuote"/>
     <w:uiPriority w:val="30"/>
-    <w:rsid w:val="007D5E55"/>
+    <w:rsid w:val="005962BB"/>
     <w:rPr>
       <w:i/>
       <w:iCs/>
@@ -970,7 +970,7 @@
     <w:basedOn w:val="DefaultParagraphFont"/>
     <w:uiPriority w:val="32"/>
     <w:qFormat/>
-    <w:rsid w:val="007D5E55"/>
+    <w:rsid w:val="005962BB"/>
     <w:rPr>
       <w:b/>
       <w:bCs/>
@@ -984,7 +984,7 @@
     <w:hidden/>
     <w:uiPriority w:val="99"/>
     <w:semiHidden/>
-    <w:rsid w:val="007D5E55"/>
+    <w:rsid w:val="005962BB"/>
     <w:pPr>
       <w:spacing w:after="0" w:line="240" w:lineRule="auto"/>
     </w:pPr>
